--- a/cf/jm/u/files/u074.docx
+++ b/cf/jm/u/files/u074.docx
@@ -20,7 +20,7 @@
     </w:p>
     <w:p>
       <w:r>
-        <w:t>請針對每個題目，把答案填在「回答：」後面（越具體越好）；填好後請放回您的部門資料夾即可，不需回信。</w:t>
+        <w:t>這份問卷是想更了解您的實際作業，好把您的 AI 助理做得更貼近需求。第一部分請把答案填在「回答：」後面（越具體越好）；第二部分只是先讓您了解，之後用的時候再一起調整，不用現在填。填好後放回您的部門資料夾即可，不需回信。</w:t>
       </w:r>
     </w:p>
     <w:p>
@@ -32,8 +32,16 @@
       </w:r>
     </w:p>
     <w:p>
+      <w:pPr>
+        <w:pStyle w:val="Heading2"/>
+      </w:pPr>
       <w:r>
-        <w:t>1. 公司採用的財報英文術語對照表／詞庫能否提供？這是避免一詞多譯的關鍵。</w:t>
+        <w:t>一、請您提供或確認的事情</w:t>
+      </w:r>
+    </w:p>
+    <w:p>
+      <w:r>
+        <w:t>1. 先提醒：這題是「把每季財務簽證報告書中文版整份翻成英文」，屬於長篇翻譯。用 EgentHub 按量計費跑長文會偏貴，建議改用月費吃到飽的工具（Claude、ChatGPT）處理長文比較省；EgentHub 留給流程型任務</w:t>
       </w:r>
     </w:p>
     <w:p>
@@ -43,7 +51,7 @@
     </w:p>
     <w:p>
       <w:r>
-        <w:t>2. 能否提供過往季度財簽報告書的中英對照版本，供語氣與用語對齊？</w:t>
+        <w:t>2. 翻譯最關鍵的是專有名詞要統一：公司有沒有財報英文術語對照表/詞庫？給它，避免同一個詞被翻成好幾種</w:t>
       </w:r>
     </w:p>
     <w:p>
@@ -53,7 +61,7 @@
     </w:p>
     <w:p>
       <w:r>
-        <w:t>3. 公開資訊觀測站要求的英文版格式／排版規範是什麼？</w:t>
+        <w:t>3. 有沒有以前季度的中英對照版？給它學你們慣用的語氣和用語</w:t>
       </w:r>
     </w:p>
     <w:p>
@@ -63,7 +71,7 @@
     </w:p>
     <w:p>
       <w:r>
-        <w:t>4. 中文版來源是純文字還是 PDF？若為 PDF 需先做辨識（步驟一）再翻譯。</w:t>
+        <w:t>4. 公開資訊觀測站要求的英文版格式/排版是怎樣？給範本</w:t>
       </w:r>
     </w:p>
     <w:p>
@@ -73,7 +81,7 @@
     </w:p>
     <w:p>
       <w:r>
-        <w:t>5. 確認數字照搬不重算原則：AI 一律不得改動任何金額，術語不確定標待確認，可以嗎？</w:t>
+        <w:t>5. 最重要的原則：數字、金額、表格一律照中文版搬過來，AI 不准重算或改動——這點要跟它講死</w:t>
       </w:r>
     </w:p>
     <w:p>
@@ -83,12 +91,45 @@
     </w:p>
     <w:p>
       <w:r>
-        <w:t>6. 此題屬長文翻譯，是否接受改用月費吃到飽工具（Claude／ChatGPT）處理長文以省成本？</w:t>
+        <w:t>6. 翻好由誰定稿？（AI 只出草稿，你和主管逐段核對術語與數字後才上傳，上傳動作也是人做）</w:t>
       </w:r>
     </w:p>
     <w:p>
       <w:r>
         <w:t>回答：</w:t>
+      </w:r>
+    </w:p>
+    <w:p>
+      <w:pPr>
+        <w:pStyle w:val="Heading2"/>
+      </w:pPr>
+      <w:r>
+        <w:t>二、要用了之後、跟 AI 一起調整的事情（先了解即可，不用現在填）</w:t>
+      </w:r>
+    </w:p>
+    <w:p>
+      <w:r>
+        <w:t>• 真的要在 EgentHub 做的話，分段翻、一次別餵太長，控制篇幅省成本；長文還是建議搬去月費工具跑</w:t>
+      </w:r>
+    </w:p>
+    <w:p>
+      <w:r>
+        <w:t>• 翻完重點核對數字——確認它真的照中文版原封不動搬，沒有偷改或重算；發現有動就糾正並重申「數字零變動」</w:t>
+      </w:r>
+    </w:p>
+    <w:p>
+      <w:r>
+        <w:t>• 遇到詞庫沒收錄的術語，看它有沒有標「待確認並附建議譯法」而不是自己亂創；同時把這個詞補進詞庫，下次就統一了</w:t>
+      </w:r>
+    </w:p>
+    <w:p>
+      <w:r>
+        <w:t>• 覺得某些用語不夠專業道地，把你們慣用的講法告訴它，它會照你的語氣調</w:t>
+      </w:r>
+    </w:p>
+    <w:p>
+      <w:r>
+        <w:t>• 中文版是 PDF 時記得用看得懂圖的模型辨識；表格數字對不上就把正確的貼回去</w:t>
       </w:r>
     </w:p>
     <w:p/>
@@ -101,8 +142,16 @@
       </w:r>
     </w:p>
     <w:p>
+      <w:pPr>
+        <w:pStyle w:val="Heading2"/>
+      </w:pPr>
       <w:r>
-        <w:t>1. 公司 ESG 報告採用的永續英文術語對照詞庫（GRI／SASB／TCFD 用語）能否提供？</w:t>
+        <w:t>一、請您提供或確認的事情</w:t>
+      </w:r>
+    </w:p>
+    <w:p>
+      <w:r>
+        <w:t>1. 先提醒：這題是「把每年 ESG 報告書中文版整份翻成英文」，也是長篇翻譯。EgentHub 按量計費跑長文偏貴，建議改用月費吃到飽的工具（Claude、ChatGPT）跑長文，EgentHub 留給流程型任務</w:t>
       </w:r>
     </w:p>
     <w:p>
@@ -112,7 +161,7 @@
     </w:p>
     <w:p>
       <w:r>
-        <w:t>2. 能否提供過往年度 ESG 報告的中英對照版本，供語氣與準則用語對齊？</w:t>
+        <w:t>2. ESG 有很多準則用語（GRI、SASB、TCFD），公司有沒有對應的英文術語詞庫？給它，避免一詞多譯</w:t>
       </w:r>
     </w:p>
     <w:p>
@@ -122,7 +171,7 @@
     </w:p>
     <w:p>
       <w:r>
-        <w:t>3. 公開資訊觀測站要求的英文版格式／排版規範是什麼？</w:t>
+        <w:t>3. 有沒有往年的中英對照版？給它學你們的語氣和用語</w:t>
       </w:r>
     </w:p>
     <w:p>
@@ -132,7 +181,7 @@
     </w:p>
     <w:p>
       <w:r>
-        <w:t>4. 中文版來源是純文字還是 PDF？含揭露表格是否需先辨識（步驟一）再翻譯？</w:t>
+        <w:t>4. 公開資訊觀測站要求的英文版格式/排版是怎樣？給範本</w:t>
       </w:r>
     </w:p>
     <w:p>
@@ -142,7 +191,7 @@
     </w:p>
     <w:p>
       <w:r>
-        <w:t>5. 確認揭露數據照搬不重算、不換算單位原則，術語不確定標待確認，可以嗎？</w:t>
+        <w:t>5. 最重要：揭露的數據、指標、年度一律照中文版搬，AI 不准重算或美化（尤其碳排這種數字）——講死</w:t>
       </w:r>
     </w:p>
     <w:p>
@@ -152,12 +201,45 @@
     </w:p>
     <w:p>
       <w:r>
-        <w:t>6. 此題屬長文翻譯，是否接受改用月費吃到飽工具（Claude／ChatGPT）處理長文以省成本？</w:t>
+        <w:t>6. 翻好由誰定稿？（AI 只出草稿，你和主管核對術語與揭露數據後才上傳，上傳也是人做）</w:t>
       </w:r>
     </w:p>
     <w:p>
       <w:r>
         <w:t>回答：</w:t>
+      </w:r>
+    </w:p>
+    <w:p>
+      <w:pPr>
+        <w:pStyle w:val="Heading2"/>
+      </w:pPr>
+      <w:r>
+        <w:t>二、要用了之後、跟 AI 一起調整的事情（先了解即可，不用現在填）</w:t>
+      </w:r>
+    </w:p>
+    <w:p>
+      <w:r>
+        <w:t>• 真要在 EgentHub 做就分段翻、控制單次篇幅；長文還是建議搬去月費工具比較划算</w:t>
+      </w:r>
+    </w:p>
+    <w:p>
+      <w:r>
+        <w:t>• 翻完核對揭露數據——確認照中文版原樣搬、沒被改或算過；看到它想「把碳排數字調漂亮」就馬上擋下並重申零變動</w:t>
+      </w:r>
+    </w:p>
+    <w:p>
+      <w:r>
+        <w:t>• 碰到準則用語詞庫沒收的，要它標「待確認並附依據準則」，別自己創譯；同時把該用語補進詞庫</w:t>
+      </w:r>
+    </w:p>
+    <w:p>
+      <w:r>
+        <w:t>• 覺得某段語氣不夠專業，把你們慣用講法給它調整</w:t>
+      </w:r>
+    </w:p>
+    <w:p>
+      <w:r>
+        <w:t>• 中文版是 PDF 時用看得懂圖的模型；揭露表數字對不上就貼正確的回去更正</w:t>
       </w:r>
     </w:p>
     <w:p/>
